--- a/docs/Guide_Installation.docx
+++ b/docs/Guide_Installation.docx
@@ -922,6 +922,61 @@
     </w:p>
     <w:p>
       <w:pPr>
+        <w:spacing w:after="40"/>
+        <w:ind w:left="283"/>
+      </w:pPr>
+      <w:r>
+        <w:rPr>
+          <w:rFonts w:ascii="Consolas" w:hAnsi="Consolas"/>
+          <w:color w:val="333333"/>
+          <w:sz w:val="20"/>
+        </w:rPr>
+      </w:r>
+    </w:p>
+    <w:p>
+      <w:pPr>
+        <w:spacing w:after="40"/>
+        <w:ind w:left="283"/>
+      </w:pPr>
+      <w:r>
+        <w:rPr>
+          <w:rFonts w:ascii="Consolas" w:hAnsi="Consolas"/>
+          <w:color w:val="333333"/>
+          <w:sz w:val="20"/>
+        </w:rPr>
+        <w:t># Cohorte simulée *appariée* sur TDBRAIN (132 patients, 26 canaux + ECG),</w:t>
+      </w:r>
+    </w:p>
+    <w:p>
+      <w:pPr>
+        <w:spacing w:after="40"/>
+        <w:ind w:left="283"/>
+      </w:pPr>
+      <w:r>
+        <w:rPr>
+          <w:rFonts w:ascii="Consolas" w:hAnsi="Consolas"/>
+          <w:color w:val="333333"/>
+          <w:sz w:val="20"/>
+        </w:rPr>
+        <w:t># nécessaire aux deux modèles simulés de la comparaison 2x2 :</w:t>
+      </w:r>
+    </w:p>
+    <w:p>
+      <w:pPr>
+        <w:spacing w:after="40"/>
+        <w:ind w:left="283"/>
+      </w:pPr>
+      <w:r>
+        <w:rPr>
+          <w:rFonts w:ascii="Consolas" w:hAnsi="Consolas"/>
+          <w:color w:val="333333"/>
+          <w:sz w:val="20"/>
+        </w:rPr>
+        <w:t>python -m src.data.tdbrain_seeder --matched</w:t>
+      </w:r>
+    </w:p>
+    <w:p>
+      <w:pPr>
         <w:spacing w:before="80" w:after="160"/>
       </w:pPr>
       <w:r>
@@ -1531,7 +1586,67 @@
     </w:p>
     <w:p>
       <w:r>
-        <w:t>Les deux cohortes utilisent des bases SQLite distinctes (recherche.sqlite3 et recherche_tdbrain.sqlite3) et des modèles distincts : patients simulés et réels ne se mélangent jamais.</w:t>
+        <w:t>Les trois cohortes utilisent des bases SQLite distinctes (recherche.sqlite3, recherche_sim_matched.sqlite3 et recherche_tdbrain.sqlite3) et des modèles distincts : patients simulés et réels ne se mélangent jamais.</w:t>
+      </w:r>
+    </w:p>
+    <w:p>
+      <w:r>
+        <w:t>Pour entraîner les quatre modèles de la comparaison en une commande (deux cohortes × deux jeux de variables) :</w:t>
+      </w:r>
+    </w:p>
+    <w:p>
+      <w:pPr>
+        <w:spacing w:after="40"/>
+        <w:ind w:left="283"/>
+      </w:pPr>
+      <w:r>
+        <w:rPr>
+          <w:rFonts w:ascii="Consolas" w:hAnsi="Consolas"/>
+          <w:color w:val="333333"/>
+          <w:sz w:val="20"/>
+        </w:rPr>
+        <w:t>python -m src.models.train_all `</w:t>
+      </w:r>
+    </w:p>
+    <w:p>
+      <w:pPr>
+        <w:spacing w:after="40"/>
+        <w:ind w:left="283"/>
+      </w:pPr>
+      <w:r>
+        <w:rPr>
+          <w:rFonts w:ascii="Consolas" w:hAnsi="Consolas"/>
+          <w:color w:val="333333"/>
+          <w:sz w:val="20"/>
+        </w:rPr>
+        <w:t xml:space="preserve">    --root "data/tdbrain/TDBRAIN_Dataset_V3_1_Encr/TDBRAIN_Dataset_V3_1"</w:t>
+      </w:r>
+    </w:p>
+    <w:p>
+      <w:pPr>
+        <w:spacing w:after="40"/>
+        <w:ind w:left="283"/>
+      </w:pPr>
+      <w:r>
+        <w:rPr>
+          <w:rFonts w:ascii="Consolas" w:hAnsi="Consolas"/>
+          <w:color w:val="333333"/>
+          <w:sz w:val="20"/>
+        </w:rPr>
+      </w:r>
+    </w:p>
+    <w:p>
+      <w:pPr>
+        <w:spacing w:after="40"/>
+        <w:ind w:left="283"/>
+      </w:pPr>
+      <w:r>
+        <w:rPr>
+          <w:rFonts w:ascii="Consolas" w:hAnsi="Consolas"/>
+          <w:color w:val="333333"/>
+          <w:sz w:val="20"/>
+        </w:rPr>
+        <w:t>python -m src.models.train_all --sim-only   # sans la cohorte réelle</w:t>
       </w:r>
     </w:p>
     <w:p>
@@ -1899,6 +2014,50 @@
               <w:rPr>
                 <w:sz w:val="18"/>
               </w:rPr>
+              <w:t>recherche_sim_matched.sqlite3</w:t>
+            </w:r>
+          </w:p>
+        </w:tc>
+        <w:tc>
+          <w:tcPr>
+            <w:tcW w:type="dxa" w:w="2880"/>
+          </w:tcPr>
+          <w:p>
+            <w:r/>
+            <w:r>
+              <w:rPr>
+                <w:sz w:val="18"/>
+              </w:rPr>
+              <w:t>Non</w:t>
+            </w:r>
+          </w:p>
+        </w:tc>
+        <w:tc>
+          <w:tcPr>
+            <w:tcW w:type="dxa" w:w="2880"/>
+          </w:tcPr>
+          <w:p>
+            <w:r/>
+            <w:r>
+              <w:rPr>
+                <w:sz w:val="18"/>
+              </w:rPr>
+              <w:t>tdbrain_seeder --matched</w:t>
+            </w:r>
+          </w:p>
+        </w:tc>
+      </w:tr>
+      <w:tr>
+        <w:tc>
+          <w:tcPr>
+            <w:tcW w:type="dxa" w:w="2880"/>
+          </w:tcPr>
+          <w:p>
+            <w:r/>
+            <w:r>
+              <w:rPr>
+                <w:sz w:val="18"/>
+              </w:rPr>
               <w:t>recherche_tdbrain.sqlite3</w:t>
             </w:r>
           </w:p>
@@ -1987,7 +2146,7 @@
               <w:rPr>
                 <w:sz w:val="18"/>
               </w:rPr>
-              <w:t>data/models/tdbrain_response_v1.pt (+ .json)</w:t>
+              <w:t>data/models/sim_*.pt, tdbrain_*.pt (+ .json)</w:t>
             </w:r>
           </w:p>
         </w:tc>
@@ -2015,7 +2174,7 @@
               <w:rPr>
                 <w:sz w:val="18"/>
               </w:rPr>
-              <w:t>train_tdbrain</w:t>
+              <w:t>train_all</w:t>
             </w:r>
           </w:p>
         </w:tc>

--- a/docs/Guide_Installation.docx
+++ b/docs/Guide_Installation.docx
@@ -23,7 +23,7 @@
         <w:rPr>
           <w:sz w:val="28"/>
         </w:rPr>
-        <w:t>Application Recherche-App — rTMS + LSTM (EEG / ECG)</w:t>
+        <w:t>NeuroRéponse — application rTMS + LSTM (EEG / ECG)</w:t>
       </w:r>
     </w:p>
     <w:p>
@@ -599,7 +599,7 @@
           <w:color w:val="333333"/>
           <w:sz w:val="20"/>
         </w:rPr>
-        <w:t>git clone &lt;url-du-depot&gt; Recherche-App</w:t>
+        <w:t>git clone &lt;url-du-depot&gt; NeuroReponse</w:t>
       </w:r>
     </w:p>
     <w:p>
@@ -613,7 +613,7 @@
           <w:color w:val="333333"/>
           <w:sz w:val="20"/>
         </w:rPr>
-        <w:t>cd Recherche-App</w:t>
+        <w:t>cd NeuroReponse</w:t>
       </w:r>
     </w:p>
     <w:p>

--- a/docs/Guide_Installation.docx
+++ b/docs/Guide_Installation.docx
@@ -460,7 +460,7 @@
         <w:pStyle w:val="ListBullet"/>
       </w:pPr>
       <w:r>
-        <w:t>Python 3.11 ou plus récent — développé et testé sur Python 3.14.</w:t>
+        <w:t>Python 3.11 à 3.14 en 64 bits — développé et testé sur Python 3.14. Ne pas prendre Python 3.15 ou plus récent : ces versions ne sont pas encore utilisables (voir la remarque ci-dessous).</w:t>
       </w:r>
     </w:p>
     <w:p>
@@ -485,6 +485,21 @@
       </w:pPr>
       <w:r>
         <w:t>Un navigateur web récent : l'interface Streamlit s'ouvre dedans.</w:t>
+      </w:r>
+    </w:p>
+    <w:p>
+      <w:pPr>
+        <w:spacing w:before="80" w:after="160"/>
+      </w:pPr>
+      <w:r>
+        <w:rPr>
+          <w:b/>
+          <w:color w:val="B45309"/>
+        </w:rPr>
+        <w:t xml:space="preserve">Note : </w:t>
+      </w:r>
+      <w:r>
+        <w:t>Pourquoi pas la toute dernière version de Python ? Les bibliothèques scientifiques compilées (pandas, torch, scikit-learn, matplotlib) ne publient un paquet précompilé qu'avec plusieurs mois de retard sur une nouvelle version de Python. Sur Python 3.15, pip ne trouve aucun paquet prêt à l'emploi et tente de compiler ces bibliothèques depuis les sources, ce qui exige Visual Studio Build Tools et échoue. requirements.txt bloque volontairement l'installation dans ce cas, avec un message explicite, plutôt que de laisser l'erreur survenir au milieu de l'installation.</w:t>
       </w:r>
     </w:p>
     <w:p>
@@ -735,6 +750,34 @@
         <w:t xml:space="preserve">Étape 1. </w:t>
       </w:r>
       <w:r>
+        <w:t>Vérifier d'abord la version de Python de l'environnement virtuel. Elle doit être comprise entre 3.11 et 3.14 :</w:t>
+      </w:r>
+    </w:p>
+    <w:p>
+      <w:pPr>
+        <w:spacing w:after="40"/>
+        <w:ind w:left="283"/>
+      </w:pPr>
+      <w:r>
+        <w:rPr>
+          <w:rFonts w:ascii="Consolas" w:hAnsi="Consolas"/>
+          <w:color w:val="333333"/>
+          <w:sz w:val="20"/>
+        </w:rPr>
+        <w:t>python -V</w:t>
+      </w:r>
+    </w:p>
+    <w:p>
+      <w:pPr>
+        <w:spacing w:after="80"/>
+      </w:pPr>
+      <w:r>
+        <w:rPr>
+          <w:b/>
+        </w:rPr>
+        <w:t xml:space="preserve">Étape 2. </w:t>
+      </w:r>
+      <w:r>
         <w:t>Mettre pip à jour, puis installer les dépendances du projet :</w:t>
       </w:r>
     </w:p>
@@ -774,7 +817,7 @@
         <w:rPr>
           <w:b/>
         </w:rPr>
-        <w:t xml:space="preserve">Étape 2. </w:t>
+        <w:t xml:space="preserve">Étape 3. </w:t>
       </w:r>
       <w:r>
         <w:t>Si PyTorch n'est pas disponible pour votre plateforme via la commande précédente, l'installer depuis l'index CPU officiel :</w:t>
@@ -2349,6 +2392,94 @@
               <w:rPr>
                 <w:sz w:val="18"/>
               </w:rPr>
+              <w:t>No matching distribution found for NeuroReponse-requires-Python-…</w:t>
+            </w:r>
+          </w:p>
+        </w:tc>
+        <w:tc>
+          <w:tcPr>
+            <w:tcW w:type="dxa" w:w="2880"/>
+          </w:tcPr>
+          <w:p>
+            <w:r/>
+            <w:r>
+              <w:rPr>
+                <w:sz w:val="18"/>
+              </w:rPr>
+              <w:t>Version de Python non supportée (3.15+, ou antérieure à 3.11)</w:t>
+            </w:r>
+          </w:p>
+        </w:tc>
+        <w:tc>
+          <w:tcPr>
+            <w:tcW w:type="dxa" w:w="2880"/>
+          </w:tcPr>
+          <w:p>
+            <w:r/>
+            <w:r>
+              <w:rPr>
+                <w:sz w:val="18"/>
+              </w:rPr>
+              <w:t>Installer Python 3.14 en 64 bits, recréer le .venv avec, puis relancer pip install -r requirements.txt</w:t>
+            </w:r>
+          </w:p>
+        </w:tc>
+      </w:tr>
+      <w:tr>
+        <w:tc>
+          <w:tcPr>
+            <w:tcW w:type="dxa" w:w="2880"/>
+          </w:tcPr>
+          <w:p>
+            <w:r/>
+            <w:r>
+              <w:rPr>
+                <w:sz w:val="18"/>
+              </w:rPr>
+              <w:t>metadata-generation-failed / meson / « Could not find vswhere.exe » sur pandas, torch ou scikit-learn</w:t>
+            </w:r>
+          </w:p>
+        </w:tc>
+        <w:tc>
+          <w:tcPr>
+            <w:tcW w:type="dxa" w:w="2880"/>
+          </w:tcPr>
+          <w:p>
+            <w:r/>
+            <w:r>
+              <w:rPr>
+                <w:sz w:val="18"/>
+              </w:rPr>
+              <w:t>Python trop récent : aucun paquet précompilé, pip compile les sources</w:t>
+            </w:r>
+          </w:p>
+        </w:tc>
+        <w:tc>
+          <w:tcPr>
+            <w:tcW w:type="dxa" w:w="2880"/>
+          </w:tcPr>
+          <w:p>
+            <w:r/>
+            <w:r>
+              <w:rPr>
+                <w:sz w:val="18"/>
+              </w:rPr>
+              <w:t>Même solution : repasser sur Python 3.11–3.14 (voir section 2.1). Installer Visual Studio Build Tools ne résout pas le cas de torch.</w:t>
+            </w:r>
+          </w:p>
+        </w:tc>
+      </w:tr>
+      <w:tr>
+        <w:tc>
+          <w:tcPr>
+            <w:tcW w:type="dxa" w:w="2880"/>
+          </w:tcPr>
+          <w:p>
+            <w:r/>
+            <w:r>
+              <w:rPr>
+                <w:sz w:val="18"/>
+              </w:rPr>
               <w:t>« streamlit » : commande introuvable</w:t>
             </w:r>
           </w:p>
